--- a/issue10/downloads/article-3.docx
+++ b/issue10/downloads/article-3.docx
@@ -19,19 +19,29 @@
         <w:br/>
       </w:r>
       <w:r>
-        <w:t>Автор: Герасимов С.А.&lt;br&gt;Сотрудник редакции журнала</w:t>
+        <w:t>Автор: Герасимов С.А. &lt;br&gt; Сотрудник редакции журнала</w:t>
         <w:br/>
       </w:r>
+    </w:p>
+    <w:p/>
+    <w:p>
+      <w:r/>
+    </w:p>
+    <w:p>
+      <w:r/>
     </w:p>
     <w:p>
       <w:r>
         <w:rPr>
-          <w:i/>
+          <w:b/>
+          <w:i w:val="0"/>
         </w:rPr>
         <w:t>8 августа 2026 года в Тюрингии (Германия) прошло крупное спасательное учение в железнодорожном тоннеле Зандберг. Сценарий: возгорание высокоскоростного поезда ICE Нюрнберг – Эрфурт в тоннеле, около 100 пассажиров, сильное задымление. Более 250 спасателей, десятки машин, два года подготовки. При подведении итогов министр внутренних дел Тюрингии заявил, что в реальной ситуации «все были бы уже мертвы». Задержки оповещения, факсы в XXI веке, двери, которые не открываются, и маршруты, которых больше нет. История с учением в тоннеле Зандберг – это не про слабо подготовленных немецких специалистов, хотя это тоже имело место. Это про то, как даже в стране с развитой нормативной базой в области безопасности и современными технологиями система может «рассыпаться» в реальном стресс-тесте.</w:t>
       </w:r>
     </w:p>
-    <w:p/>
+    <w:p>
+      <w:r/>
+    </w:p>
     <w:p>
       <w:pPr>
         <w:jc w:val="both"/>
@@ -178,6 +188,9 @@
       </w:r>
     </w:p>
     <w:p>
+      <w:r/>
+    </w:p>
+    <w:p>
       <w:pPr>
         <w:jc w:val="both"/>
       </w:pPr>
@@ -286,6 +299,9 @@
       </w:r>
     </w:p>
     <w:p>
+      <w:r/>
+    </w:p>
+    <w:p>
       <w:pPr>
         <w:jc w:val="both"/>
       </w:pPr>
@@ -356,6 +372,9 @@
         </w:rPr>
         <w:t>Контрольный вопрос: какие у вас имеются «резервные каналы связи», которые реально работают?</w:t>
       </w:r>
+    </w:p>
+    <w:p>
+      <w:r/>
     </w:p>
     <w:p>
       <w:pPr>
@@ -478,6 +497,9 @@
       </w:r>
     </w:p>
     <w:p>
+      <w:r/>
+    </w:p>
+    <w:p>
       <w:pPr>
         <w:jc w:val="both"/>
       </w:pPr>
@@ -598,6 +620,9 @@
       </w:r>
     </w:p>
     <w:p>
+      <w:r/>
+    </w:p>
+    <w:p>
       <w:pPr>
         <w:jc w:val="both"/>
       </w:pPr>
@@ -680,6 +705,9 @@
         </w:rPr>
         <w:t>В одном городе при реальном ЧС сработали сразу три канала: SMS-рассылка от оператора, сообщения в местных СМИ и сирены на крышах административных зданий (в принципе так и должно быть). Часть людей пропустила или не получила SMS (выключен телефон, не обратили внимание, не прочитали SMS), часть не читала паблик, часть не услышала сирены. Но в сумме охват оказался почти полным. Как позже сказал представитель МЧС: «Мы не надеялись на один канал. Мы сделали ставку на дублирование – и это сработало».</w:t>
       </w:r>
+    </w:p>
+    <w:p>
+      <w:r/>
     </w:p>
     <w:p>
       <w:pPr>
@@ -776,6 +804,9 @@
         </w:rPr>
         <w:t>На разборе Клаус признает: «Я думал, что система работает, потому что она описана в документах». Это классическая иллюзия готовности: документы есть, практика – нет.</w:t>
       </w:r>
+    </w:p>
+    <w:p>
+      <w:r/>
     </w:p>
     <w:p>
       <w:pPr>
@@ -887,6 +918,9 @@
       </w:r>
     </w:p>
     <w:p>
+      <w:r/>
+    </w:p>
+    <w:p>
       <w:pPr>
         <w:jc w:val="both"/>
       </w:pPr>
@@ -957,6 +991,9 @@
         </w:rPr>
         <w:t>К чести устроителей учения в Тюрингии – они честно признали все недостатки и просчеты, запланировали все исправить. Как это у них получится – это уже другой вопрос.</w:t>
       </w:r>
+    </w:p>
+    <w:p>
+      <w:r/>
     </w:p>
     <w:p>
       <w:pPr>
@@ -1031,6 +1068,9 @@
       </w:r>
     </w:p>
     <w:p>
+      <w:r/>
+    </w:p>
+    <w:p>
       <w:pPr>
         <w:jc w:val="both"/>
       </w:pPr>
@@ -1089,6 +1129,9 @@
         </w:rPr>
         <w:t>Потерянные минуты на поиск ключа в реальной ситуации могли стоить жизни. После этого случая в регламент внесли простое требование: все критичные замки должны иметь дубликаты в доступном месте, а спасатели – знать, где они. Простая рекомендация, которую в принципе знают все, но почему-то по-прежнему часто не выполняют. Доказательством тому являются результаты проверок со стороны надзирающих органов.</w:t>
       </w:r>
+    </w:p>
+    <w:p>
+      <w:r/>
     </w:p>
     <w:p>
       <w:pPr>
@@ -1210,6 +1253,12 @@
         <w:t>6. Связь в условиях ЧС – это главное. Проведите еще раз проверку каналов связи, процедур сбора и передачи информации. Выясните: где до сих пор используются «устаревшие, но привычные» процессы и решения; есть ли резервные каналы передачи информации; кто отвечает за принятие решения при сбое связи. Без резервирования каналов связи и при необходимости дублирования информации системы связи, а значит и системы управления, не смогут гарантированно и полноценно выполнять свои функции.</w:t>
       </w:r>
     </w:p>
+    <w:p>
+      <w:r/>
+    </w:p>
+    <w:p>
+      <w:r/>
+    </w:p>
     <w:p/>
     <w:p>
       <w:r>
@@ -1221,12 +1270,12 @@
     </w:p>
     <w:p>
       <w:r>
-        <w:t>4. Премортем -анализ (от англ.  pre-mortem  — «до смерти», «перед крахом») – это одна из методик управления рисками, в том числе в условиях ЧС. Ее суть в том, чтобы до важного решения мысленно смоделировать его провал, а затем ретроспективно разобрать, почему так вышло. Представьте: вы мысленно переноситесь в будущее и констатируете факт: все провалилось. Ключевой вопрос звучит так: «Почему это произошло?». Такой подход снимает психологические барьеры при обсуждении и принятии управленческих решений. Критиковать план безопаснее, потому что критика направлена не на конкретных людей, а на гипотетическое уже случившееся событие. В результате команда вскрывает «слепые зоны» – риски, которые при обычном обсуждении могли бы остаться незамеченными из-за излишнего оптимизма, группового мышления или иллюзии контроля.  Премортем -анализ — это не пессимизм, а инструмент для повышения эффективности решений. Он помогает «заглянуть в будущее» и превратить потенциальные угрозы в конкретные задачи по их нейтрализации.</w:t>
+        <w:t>4. Премортем-анализ (от англ. pre-mortem — «до смерти», «перед крахом») – это одна из методик управления рисками, в том числе в условиях ЧС. Ее суть в том, чтобы до важного решения мысленно смоделировать его провал, а затем ретроспективно разобрать, почему так вышло. Представьте: вы мысленно переноситесь в будущее и констатируете факт: все провалилось. Ключевой вопрос звучит так: «Почему это произошло?». Такой подход снимает психологические барьеры при обсуждении и принятии управленческих решений. Критиковать план безопаснее, потому что критика направлена не на конкретных людей, а на гипотетическое уже случившееся событие. В результате команда вскрывает «слепые зоны» – риски, которые при обычном обсуждении могли бы остаться незамеченными из-за излишнего оптимизма, группового мышления или иллюзии контроля. Премортем-анализ — это не пессимизм, а инструмент для повышения эффективности решений. Он помогает «заглянуть в будущее» и превратить потенциальные угрозы в конкретные задачи по их нейтрализации.</w:t>
       </w:r>
     </w:p>
     <w:p>
       <w:r>
-        <w:t>5. RAMS-стандарты CENELEC – это комплекс европейских стандартов, разработанных Европейским комитетом электротехнической стандартизации CENELEC во второй половине 1990-х годов для применения в железнодорожной отрасли. Аббревиатура RAMS расшифровывается как  Reliability ,  Availability ,  Maintainability , Safety (над е жность, готовность, ремонтопригодность, безопасность).</w:t>
+        <w:t>5. RAMS-стандарты CENELEC – это комплекс европейских стандартов, разработанных Европейским комитетом электротехнической стандартизации CENELEC во второй половине 1990-х годов для применения в железнодорожной отрасли. Аббревиатура RAMS расшифровывается как Reliability, Availability, Maintainability, Safety (надежность, готовность, ремонтопригодность, безопасность).</w:t>
       </w:r>
     </w:p>
     <w:sectPr>
